--- a/labs/lab07/report/report.docx
+++ b/labs/lab07/report/report.docx
@@ -186,7 +186,7 @@
       <w:r>
         <w:drawing>
           <wp:inline>
-            <wp:extent cx="3733800" cy="2170616"/>
+            <wp:extent cx="3733800" cy="2008526"/>
             <wp:effectExtent b="0" l="0" r="0" t="0"/>
             <wp:docPr descr="Запуск mc" title="" id="22" name="Picture"/>
             <a:graphic>
@@ -207,7 +207,7 @@
                   <pic:spPr bwMode="auto">
                     <a:xfrm>
                       <a:off x="0" y="0"/>
-                      <a:ext cx="3733800" cy="2170616"/>
+                      <a:ext cx="3733800" cy="2008526"/>
                     </a:xfrm>
                     <a:prstGeom prst="rect">
                       <a:avLst/>
@@ -249,7 +249,7 @@
       <w:r>
         <w:drawing>
           <wp:inline>
-            <wp:extent cx="3733800" cy="2844800"/>
+            <wp:extent cx="3733800" cy="2629376"/>
             <wp:effectExtent b="0" l="0" r="0" t="0"/>
             <wp:docPr descr="Выделение" title="" id="25" name="Picture"/>
             <a:graphic>
@@ -270,7 +270,7 @@
                   <pic:spPr bwMode="auto">
                     <a:xfrm>
                       <a:off x="0" y="0"/>
-                      <a:ext cx="3733800" cy="2844800"/>
+                      <a:ext cx="3733800" cy="2629376"/>
                     </a:xfrm>
                     <a:prstGeom prst="rect">
                       <a:avLst/>
@@ -304,7 +304,7 @@
       <w:r>
         <w:drawing>
           <wp:inline>
-            <wp:extent cx="3733800" cy="2825692"/>
+            <wp:extent cx="3733800" cy="2694977"/>
             <wp:effectExtent b="0" l="0" r="0" t="0"/>
             <wp:docPr descr="Отмена" title="" id="28" name="Picture"/>
             <a:graphic>
@@ -325,7 +325,7 @@
                   <pic:spPr bwMode="auto">
                     <a:xfrm>
                       <a:off x="0" y="0"/>
-                      <a:ext cx="3733800" cy="2825692"/>
+                      <a:ext cx="3733800" cy="2694977"/>
                     </a:xfrm>
                     <a:prstGeom prst="rect">
                       <a:avLst/>
@@ -469,7 +469,7 @@
       <w:r>
         <w:drawing>
           <wp:inline>
-            <wp:extent cx="3733800" cy="2835314"/>
+            <wp:extent cx="3733800" cy="2649931"/>
             <wp:effectExtent b="0" l="0" r="0" t="0"/>
             <wp:docPr descr="Информация" title="" id="37" name="Picture"/>
             <a:graphic>
@@ -490,7 +490,7 @@
                   <pic:spPr bwMode="auto">
                     <a:xfrm>
                       <a:off x="0" y="0"/>
-                      <a:ext cx="3733800" cy="2835314"/>
+                      <a:ext cx="3733800" cy="2649931"/>
                     </a:xfrm>
                     <a:prstGeom prst="rect">
                       <a:avLst/>
@@ -532,7 +532,7 @@
       <w:r>
         <w:drawing>
           <wp:inline>
-            <wp:extent cx="3733800" cy="2842587"/>
+            <wp:extent cx="3733800" cy="2646367"/>
             <wp:effectExtent b="0" l="0" r="0" t="0"/>
             <wp:docPr descr="Быстрый просмотр" title="" id="40" name="Picture"/>
             <a:graphic>
@@ -553,7 +553,7 @@
                   <pic:spPr bwMode="auto">
                     <a:xfrm>
                       <a:off x="0" y="0"/>
-                      <a:ext cx="3733800" cy="2842587"/>
+                      <a:ext cx="3733800" cy="2646367"/>
                     </a:xfrm>
                     <a:prstGeom prst="rect">
                       <a:avLst/>
@@ -587,7 +587,7 @@
       <w:r>
         <w:drawing>
           <wp:inline>
-            <wp:extent cx="3733800" cy="2841765"/>
+            <wp:extent cx="3733800" cy="2690720"/>
             <wp:effectExtent b="0" l="0" r="0" t="0"/>
             <wp:docPr descr="Информация" title="" id="43" name="Picture"/>
             <a:graphic>
@@ -608,7 +608,7 @@
                   <pic:spPr bwMode="auto">
                     <a:xfrm>
                       <a:off x="0" y="0"/>
-                      <a:ext cx="3733800" cy="2841765"/>
+                      <a:ext cx="3733800" cy="2690720"/>
                     </a:xfrm>
                     <a:prstGeom prst="rect">
                       <a:avLst/>
@@ -642,7 +642,7 @@
       <w:r>
         <w:drawing>
           <wp:inline>
-            <wp:extent cx="3733800" cy="2885209"/>
+            <wp:extent cx="3733800" cy="2690720"/>
             <wp:effectExtent b="0" l="0" r="0" t="0"/>
             <wp:docPr descr="Дерево каталогов" title="" id="46" name="Picture"/>
             <a:graphic>
@@ -663,7 +663,7 @@
                   <pic:spPr bwMode="auto">
                     <a:xfrm>
                       <a:off x="0" y="0"/>
-                      <a:ext cx="3733800" cy="2885209"/>
+                      <a:ext cx="3733800" cy="2690720"/>
                     </a:xfrm>
                     <a:prstGeom prst="rect">
                       <a:avLst/>
@@ -760,7 +760,7 @@
       <w:r>
         <w:drawing>
           <wp:inline>
-            <wp:extent cx="3733800" cy="2860743"/>
+            <wp:extent cx="3733800" cy="2702316"/>
             <wp:effectExtent b="0" l="0" r="0" t="0"/>
             <wp:docPr descr="Отредактируем содержимое текстового файла без сохранения результатов" title="" id="52" name="Picture"/>
             <a:graphic>
@@ -781,7 +781,7 @@
                   <pic:spPr bwMode="auto">
                     <a:xfrm>
                       <a:off x="0" y="0"/>
-                      <a:ext cx="3733800" cy="2860743"/>
+                      <a:ext cx="3733800" cy="2702316"/>
                     </a:xfrm>
                     <a:prstGeom prst="rect">
                       <a:avLst/>
